--- a/HK1/IT108/Stage7/Ex8/HNKS26CNTT2_IT108_Session07_Ex08.docx
+++ b/HK1/IT108/Stage7/Ex8/HNKS26CNTT2_IT108_Session07_Ex08.docx
@@ -21,7 +21,7 @@
           <w:szCs w:val="36"/>
           <w:u w:val="single"/>
         </w:rPr>
-        <w:t xml:space="preserve">BÀI 1. </w:t>
+        <w:t xml:space="preserve">BÀI </w:t>
       </w:r>
       <w:r>
         <w:rPr>
@@ -31,7 +31,7 @@
           <w:szCs w:val="36"/>
           <w:u w:val="single"/>
         </w:rPr>
-        <w:t>TỐI ƯU HOÁ QUY TRÌNH KHỞI TẠO HẠ TẦNG SMART-FARM QUA POWERSHELL</w:t>
+        <w:t>8. DEBUG LỖI GHI ĐÈ DỮ LIỆU DO REDIRECTION</w:t>
       </w:r>
     </w:p>
     <w:p>
@@ -4154,6 +4154,7 @@
   <w:style w:type="character" w:default="1" w:styleId="DefaultParagraphFont">
     <w:name w:val="Default Paragraph Font"/>
     <w:uiPriority w:val="1"/>
+    <w:semiHidden/>
     <w:unhideWhenUsed/>
   </w:style>
   <w:style w:type="table" w:default="1" w:styleId="TableNormal">
